--- a/policies/build/preview_hco/HCO.PRE.8_v2_preview.docx
+++ b/policies/build/preview_hco/HCO.PRE.8_v2_preview.docx
@@ -773,7 +773,7 @@
           <w:sz w:val="22"/>
           <w:szCs w:val="22"/>
         </w:rPr>
-        <w:t xml:space="preserve">Boundaries: do not copy SHCO PRE wording. Do not overwrite HCO AAC, COP or MOM policies. Spell out abbreviations on first use in training materials. OE counts/levels/asterisks stay with the official portal Standards PDF. Method notes come from the Guidebook Interpretation paragraphs (scanned PDF md5 2c4489ee98de4ae9b49cba168ea9f42a).</w:t>
+        <w:t xml:space="preserve">Boundaries: do not overwrite HCO AAC, COP or MOM policies. Spell out abbreviations on first use in training materials. OE counts/levels/asterisks stay with the official portal Standards PDF. Method notes come from the Guidebook Interpretation paragraphs (scanned PDF md5 2c4489ee98de4ae9b49cba168ea9f42a).</w:t>
       </w:r>
     </w:p>
     <w:p>
@@ -839,7 +839,7 @@
           <w:sz w:val="22"/>
           <w:szCs w:val="22"/>
         </w:rPr>
-        <w:t xml:space="preserve">2. Do not skip: The organisation shall identify special situations where enhanced communication with patients and / or fami...</w:t>
+        <w:t xml:space="preserve">2. Do not skip: The organisation shall identify special situations where enhanced communication with patients and / or...</w:t>
       </w:r>
     </w:p>
     <w:p>
@@ -962,7 +962,7 @@
         <w:spacing w:after="100" w:before="220"/>
       </w:pPr>
       <w:r>
-        <w:t xml:space="preserve">5.2 The organisation shall identify special situations where enhanced com...</w:t>
+        <w:t xml:space="preserve">5.2 The organisation shall identify special situations where enhanced...</w:t>
       </w:r>
     </w:p>
     <w:p>
@@ -1019,7 +1019,7 @@
         <w:spacing w:after="100" w:before="220"/>
       </w:pPr>
       <w:r>
-        <w:t xml:space="preserve">5.3 Enhanced communication with the patients and/or families is done effe...</w:t>
+        <w:t xml:space="preserve">5.3 Enhanced communication with the patients and/or families is done...</w:t>
       </w:r>
     </w:p>
     <w:p>
@@ -1121,7 +1121,7 @@
         <w:spacing w:after="100" w:before="220"/>
       </w:pPr>
       <w:r>
-        <w:t xml:space="preserve">5.5 The organisation has a system to monitor and review the implementatio...</w:t>
+        <w:t xml:space="preserve">5.5 The organisation has a system to monitor and review the implementation...</w:t>
       </w:r>
     </w:p>
     <w:p>
@@ -1167,6 +1167,20 @@
       </w:pPr>
       <w:r>
         <w:t xml:space="preserve">6. Governance and responsibility</w:t>
+      </w:r>
+    </w:p>
+    <w:p>
+      <w:pPr>
+        <w:spacing w:after="20" w:before="100"/>
+      </w:pPr>
+      <w:r>
+        <w:rPr>
+          <w:b/>
+          <w:bCs/>
+          <w:sz w:val="22"/>
+          <w:szCs w:val="22"/>
+        </w:rPr>
+        <w:t xml:space="preserve">Medical Superintendent</w:t>
       </w:r>
     </w:p>
     <w:p>
@@ -1183,7 +1197,7 @@
           <w:sz w:val="22"/>
           <w:szCs w:val="22"/>
         </w:rPr>
-        <w:t xml:space="preserve">Medical Superintendent</w:t>
+        <w:t xml:space="preserve">Accountable that PRE.8 is resourced and followed.</w:t>
       </w:r>
     </w:p>
     <w:p>
@@ -1200,7 +1214,21 @@
           <w:sz w:val="22"/>
           <w:szCs w:val="22"/>
         </w:rPr>
-        <w:t xml:space="preserve">Accountable that PRE.8 is resourced and followed.</w:t>
+        <w:t xml:space="preserve">Acts on rights violations, consent failures and communication breaches that reach top leadership.</w:t>
+      </w:r>
+    </w:p>
+    <w:p>
+      <w:pPr>
+        <w:spacing w:after="20" w:before="100"/>
+      </w:pPr>
+      <w:r>
+        <w:rPr>
+          <w:b/>
+          <w:bCs/>
+          <w:sz w:val="22"/>
+          <w:szCs w:val="22"/>
+        </w:rPr>
+        <w:t xml:space="preserve">Quality Coordinator</w:t>
       </w:r>
     </w:p>
     <w:p>
@@ -1217,7 +1245,21 @@
           <w:sz w:val="22"/>
           <w:szCs w:val="22"/>
         </w:rPr>
-        <w:t xml:space="preserve">Acts on rights violations, consent failures and communication breaches that reach top leadership.</w:t>
+        <w:t xml:space="preserve">Owns day-to-day implementation and records for this standard.</w:t>
+      </w:r>
+    </w:p>
+    <w:p>
+      <w:pPr>
+        <w:spacing w:after="20" w:before="100"/>
+      </w:pPr>
+      <w:r>
+        <w:rPr>
+          <w:b/>
+          <w:bCs/>
+          <w:sz w:val="22"/>
+          <w:szCs w:val="22"/>
+        </w:rPr>
+        <w:t xml:space="preserve">Guest Relations / Patient Rights Officer</w:t>
       </w:r>
     </w:p>
     <w:p>
@@ -1234,6 +1276,20 @@
           <w:sz w:val="22"/>
           <w:szCs w:val="22"/>
         </w:rPr>
+        <w:t xml:space="preserve">Supports rights display, counselling, complaint access and family communication as this standard requires.</w:t>
+      </w:r>
+    </w:p>
+    <w:p>
+      <w:pPr>
+        <w:spacing w:after="20" w:before="100"/>
+      </w:pPr>
+      <w:r>
+        <w:rPr>
+          <w:b/>
+          <w:bCs/>
+          <w:sz w:val="22"/>
+          <w:szCs w:val="22"/>
+        </w:rPr>
         <w:t xml:space="preserve">Quality Coordinator</w:t>
       </w:r>
     </w:p>
@@ -1251,7 +1307,28 @@
           <w:sz w:val="22"/>
           <w:szCs w:val="22"/>
         </w:rPr>
-        <w:t xml:space="preserve">Owns day-to-day implementation and records for this standard.</w:t>
+        <w:t xml:space="preserve">Audits this policy «quarterly»; holds training acknowledgements.</w:t>
+      </w:r>
+    </w:p>
+    <w:p>
+      <w:pPr>
+        <w:pStyle w:val="Heading1"/>
+        <w:spacing w:after="120" w:before="280"/>
+      </w:pPr>
+      <w:r>
+        <w:t xml:space="preserve">7. Quality monitoring (RCA → CAPA)</w:t>
+      </w:r>
+    </w:p>
+    <w:p>
+      <w:pPr>
+        <w:spacing w:after="140"/>
+      </w:pPr>
+      <w:r>
+        <w:rPr>
+          <w:sz w:val="22"/>
+          <w:szCs w:val="22"/>
+        </w:rPr>
+        <w:t xml:space="preserve">The Quality Coordinator audits this policy «quarterly». The audit reviews:</w:t>
       </w:r>
     </w:p>
     <w:p>
@@ -1268,7 +1345,7 @@
           <w:sz w:val="22"/>
           <w:szCs w:val="22"/>
         </w:rPr>
-        <w:t xml:space="preserve">Guest Relations / Patient Rights Officer</w:t>
+        <w:t xml:space="preserve">Records for a sample of this standard's objective elements, checked against the What-we-do steps.</w:t>
       </w:r>
     </w:p>
     <w:p>
@@ -1285,7 +1362,7 @@
           <w:sz w:val="22"/>
           <w:szCs w:val="22"/>
         </w:rPr>
-        <w:t xml:space="preserve">Supports rights display, counselling, complaint access and family communication as this standard requires.</w:t>
+        <w:t xml:space="preserve">Documentary evidence is on file for each asterisked objective element in the sample.</w:t>
       </w:r>
     </w:p>
     <w:p>
@@ -1302,125 +1379,19 @@
           <w:sz w:val="22"/>
           <w:szCs w:val="22"/>
         </w:rPr>
-        <w:t xml:space="preserve">Quality Coordinator</w:t>
-      </w:r>
-    </w:p>
-    <w:p>
-      <w:pPr>
-        <w:pStyle w:val="ListParagraph"/>
-        <w:numPr>
-          <w:ilvl w:val="0"/>
-          <w:numId w:val="1"/>
-        </w:numPr>
-        <w:spacing w:after="60"/>
-      </w:pPr>
-      <w:r>
-        <w:rPr>
-          <w:sz w:val="22"/>
-          <w:szCs w:val="22"/>
-        </w:rPr>
-        <w:t xml:space="preserve">Audits this policy «quarterly»; holds training acknowledgements.</w:t>
-      </w:r>
-    </w:p>
-    <w:p>
-      <w:pPr>
-        <w:pStyle w:val="Heading1"/>
-        <w:spacing w:after="120" w:before="280"/>
-      </w:pPr>
-      <w:r>
-        <w:t xml:space="preserve">7. Quality monitoring (RCA → CAPA)</w:t>
-      </w:r>
-    </w:p>
-    <w:p>
-      <w:pPr>
-        <w:spacing w:after="140"/>
-      </w:pPr>
-      <w:r>
-        <w:rPr>
-          <w:sz w:val="22"/>
-          <w:szCs w:val="22"/>
-        </w:rPr>
-        <w:t xml:space="preserve">The Quality Coordinator audits this policy «quarterly».</w:t>
-      </w:r>
-    </w:p>
-    <w:p>
-      <w:pPr>
-        <w:spacing w:after="140"/>
-      </w:pPr>
-      <w:r>
-        <w:rPr>
-          <w:sz w:val="22"/>
-          <w:szCs w:val="22"/>
-        </w:rPr>
-        <w:t xml:space="preserve">What is monitored each quarter:</w:t>
-      </w:r>
-    </w:p>
-    <w:p>
-      <w:pPr>
-        <w:pStyle w:val="ListParagraph"/>
-        <w:numPr>
-          <w:ilvl w:val="0"/>
-          <w:numId w:val="1"/>
-        </w:numPr>
-        <w:spacing w:after="60"/>
-      </w:pPr>
-      <w:r>
-        <w:rPr>
-          <w:sz w:val="22"/>
-          <w:szCs w:val="22"/>
-        </w:rPr>
-        <w:t xml:space="preserve">Sample of records for each OE PRE.8.a–e.</w:t>
-      </w:r>
-    </w:p>
-    <w:p>
-      <w:pPr>
-        <w:pStyle w:val="ListParagraph"/>
-        <w:numPr>
-          <w:ilvl w:val="0"/>
-          <w:numId w:val="1"/>
-        </w:numPr>
-        <w:spacing w:after="60"/>
-      </w:pPr>
-      <w:r>
-        <w:rPr>
-          <w:sz w:val="22"/>
-          <w:szCs w:val="22"/>
-        </w:rPr>
-        <w:t xml:space="preserve">Asterisked elements (abc) have document evidence as required.</w:t>
-      </w:r>
-    </w:p>
-    <w:p>
-      <w:pPr>
-        <w:pStyle w:val="ListParagraph"/>
-        <w:numPr>
-          <w:ilvl w:val="0"/>
-          <w:numId w:val="1"/>
-        </w:numPr>
-        <w:spacing w:after="60"/>
-      </w:pPr>
-      <w:r>
-        <w:rPr>
-          <w:sz w:val="22"/>
-          <w:szCs w:val="22"/>
-        </w:rPr>
-        <w:t xml:space="preserve">CORE elements (none) show no critical gaps in the sample.</w:t>
-      </w:r>
-    </w:p>
-    <w:p>
-      <w:pPr>
-        <w:pStyle w:val="ListParagraph"/>
-        <w:numPr>
-          <w:ilvl w:val="0"/>
-          <w:numId w:val="1"/>
-        </w:numPr>
-        <w:spacing w:after="60"/>
-      </w:pPr>
-      <w:r>
-        <w:rPr>
-          <w:sz w:val="22"/>
-          <w:szCs w:val="22"/>
-        </w:rPr>
         <w:t xml:space="preserve">Stop-work events (if any) are logged with outcome.</w:t>
+      </w:r>
+    </w:p>
+    <w:p>
+      <w:pPr>
+        <w:spacing w:after="140"/>
+      </w:pPr>
+      <w:r>
+        <w:rPr>
+          <w:sz w:val="22"/>
+          <w:szCs w:val="22"/>
+        </w:rPr>
+        <w:t xml:space="preserve">Root-cause analysis is required when a gap found in this audit remains open beyond «90 days».</w:t>
       </w:r>
     </w:p>
     <w:p>
@@ -2983,7 +2954,7 @@
           <w:sz w:val="22"/>
           <w:szCs w:val="22"/>
         </w:rPr>
-        <w:t xml:space="preserve">Records showing PRE.8.a was followed for sampled patients/cases.</w:t>
+        <w:t xml:space="preserve">Communication-training record at induction and annually.</w:t>
       </w:r>
     </w:p>
     <w:p>
@@ -3000,7 +2971,7 @@
           <w:sz w:val="22"/>
           <w:szCs w:val="22"/>
         </w:rPr>
-        <w:t xml:space="preserve">Written guidance / protocol referenced for this element (where required).</w:t>
+        <w:t xml:space="preserve">Barrier-identification and interpreter-arrangement record — language, hearing, literacy.</w:t>
       </w:r>
     </w:p>
     <w:p>
@@ -3017,7 +2988,16 @@
           <w:sz w:val="22"/>
           <w:szCs w:val="22"/>
         </w:rPr>
-        <w:t xml:space="preserve">Audit sample notes for PRE.8.a reviewed «quarterly».</w:t>
+        <w:t xml:space="preserve">Observed-practice record confirming effective communication, not training alone.</w:t>
+      </w:r>
+    </w:p>
+    <w:p>
+      <w:pPr>
+        <w:pStyle w:val="Heading2"/>
+        <w:spacing w:after="100" w:before="220"/>
+      </w:pPr>
+      <w:r>
+        <w:t xml:space="preserve">PRE.8.b — The organisation shall identify special situations where enhanced communication with patients and / or families would be required.</w:t>
       </w:r>
     </w:p>
     <w:p>
@@ -3034,16 +3014,7 @@
           <w:sz w:val="22"/>
           <w:szCs w:val="22"/>
         </w:rPr>
-        <w:t xml:space="preserve">Documented evidence specifically required by the asterisked objective element.</w:t>
-      </w:r>
-    </w:p>
-    <w:p>
-      <w:pPr>
-        <w:pStyle w:val="Heading2"/>
-        <w:spacing w:after="100" w:before="220"/>
-      </w:pPr>
-      <w:r>
-        <w:t xml:space="preserve">PRE.8.b — The organisation shall identify special situations where enhanced communication with patients and / or families would be required.</w:t>
+        <w:t xml:space="preserve">Written list of special situations needing enhanced communication — breaking bad news, adverse events, aggressive patient or family, death, complicated-intervention counselling.</w:t>
       </w:r>
     </w:p>
     <w:p>
@@ -3060,7 +3031,7 @@
           <w:sz w:val="22"/>
           <w:szCs w:val="22"/>
         </w:rPr>
-        <w:t xml:space="preserve">Records showing PRE.8.b was followed for sampled patients/cases.</w:t>
+        <w:t xml:space="preserve">Training-pack record covering the list.</w:t>
       </w:r>
     </w:p>
     <w:p>
@@ -3077,7 +3048,16 @@
           <w:sz w:val="22"/>
           <w:szCs w:val="22"/>
         </w:rPr>
-        <w:t xml:space="preserve">Written guidance / protocol referenced for this element (where required).</w:t>
+        <w:t xml:space="preserve">Staff-awareness record for emergency, ICU, OT and ward staff.</w:t>
+      </w:r>
+    </w:p>
+    <w:p>
+      <w:pPr>
+        <w:pStyle w:val="Heading2"/>
+        <w:spacing w:after="100" w:before="220"/>
+      </w:pPr>
+      <w:r>
+        <w:t xml:space="preserve">PRE.8.c — Enhanced communication with the patients and/or families is done effectively.</w:t>
       </w:r>
     </w:p>
     <w:p>
@@ -3094,7 +3074,7 @@
           <w:sz w:val="22"/>
           <w:szCs w:val="22"/>
         </w:rPr>
-        <w:t xml:space="preserve">Audit sample notes for PRE.8.b reviewed «quarterly».</w:t>
+        <w:t xml:space="preserve">Enhanced-communication model record (for example SPIKES) adopted for breaking bad news.</w:t>
       </w:r>
     </w:p>
     <w:p>
@@ -3111,16 +3091,7 @@
           <w:sz w:val="22"/>
           <w:szCs w:val="22"/>
         </w:rPr>
-        <w:t xml:space="preserve">Documented evidence specifically required by the asterisked objective element.</w:t>
-      </w:r>
-    </w:p>
-    <w:p>
-      <w:pPr>
-        <w:pStyle w:val="Heading2"/>
-        <w:spacing w:after="100" w:before="220"/>
-      </w:pPr>
-      <w:r>
-        <w:t xml:space="preserve">PRE.8.c — Enhanced communication with the patients and/or families is done effectively.</w:t>
+        <w:t xml:space="preserve">Note confirming the enhanced-communication conversation happened for a sampled case.</w:t>
       </w:r>
     </w:p>
     <w:p>
@@ -3137,7 +3108,16 @@
           <w:sz w:val="22"/>
           <w:szCs w:val="22"/>
         </w:rPr>
-        <w:t xml:space="preserve">Records showing PRE.8.c was followed for sampled patients/cases.</w:t>
+        <w:t xml:space="preserve">Treating-doctor-led, nursing-supported record.</w:t>
+      </w:r>
+    </w:p>
+    <w:p>
+      <w:pPr>
+        <w:pStyle w:val="Heading2"/>
+        <w:spacing w:after="100" w:before="220"/>
+      </w:pPr>
+      <w:r>
+        <w:t xml:space="preserve">PRE.8.d — The organisation ensures that there is no unacceptable communication.</w:t>
       </w:r>
     </w:p>
     <w:p>
@@ -3154,7 +3134,7 @@
           <w:sz w:val="22"/>
           <w:szCs w:val="22"/>
         </w:rPr>
-        <w:t xml:space="preserve">Written guidance / protocol referenced for this element (where required).</w:t>
+        <w:t xml:space="preserve">Conduct-incident record for any unacceptable communication — abuse, disrespect, cultural or religious insult.</w:t>
       </w:r>
     </w:p>
     <w:p>
@@ -3171,7 +3151,7 @@
           <w:sz w:val="22"/>
           <w:szCs w:val="22"/>
         </w:rPr>
-        <w:t xml:space="preserve">Audit sample notes for PRE.8.c reviewed «quarterly».</w:t>
+        <w:t xml:space="preserve">Action-taken record by the Medical Superintendent for a confirmed breach.</w:t>
       </w:r>
     </w:p>
     <w:p>
@@ -3188,7 +3168,7 @@
           <w:sz w:val="22"/>
           <w:szCs w:val="22"/>
         </w:rPr>
-        <w:t xml:space="preserve">Documented evidence specifically required by the asterisked objective element.</w:t>
+        <w:t xml:space="preserve">Training-example record so staff can recognise the line.</w:t>
       </w:r>
     </w:p>
     <w:p>
@@ -3197,7 +3177,7 @@
         <w:spacing w:after="100" w:before="220"/>
       </w:pPr>
       <w:r>
-        <w:t xml:space="preserve">PRE.8.d — The organisation ensures that there is no unacceptable communication.</w:t>
+        <w:t xml:space="preserve">PRE.8.e — The organisation has a system to monitor and review the implementation of effective communication.</w:t>
       </w:r>
     </w:p>
     <w:p>
@@ -3214,7 +3194,7 @@
           <w:sz w:val="22"/>
           <w:szCs w:val="22"/>
         </w:rPr>
-        <w:t xml:space="preserve">Records showing PRE.8.d was followed for sampled patients/cases.</w:t>
+        <w:t xml:space="preserve">Quarterly observation or record-sample review by the Quality Coordinator.</w:t>
       </w:r>
     </w:p>
     <w:p>
@@ -3231,7 +3211,7 @@
           <w:sz w:val="22"/>
           <w:szCs w:val="22"/>
         </w:rPr>
-        <w:t xml:space="preserve">Written guidance / protocol referenced for this element (where required).</w:t>
+        <w:t xml:space="preserve">Findings record reported to the Medical Superintendent.</w:t>
       </w:r>
     </w:p>
     <w:p>
@@ -3248,67 +3228,7 @@
           <w:sz w:val="22"/>
           <w:szCs w:val="22"/>
         </w:rPr>
-        <w:t xml:space="preserve">Audit sample notes for PRE.8.d reviewed «quarterly».</w:t>
-      </w:r>
-    </w:p>
-    <w:p>
-      <w:pPr>
-        <w:pStyle w:val="Heading2"/>
-        <w:spacing w:after="100" w:before="220"/>
-      </w:pPr>
-      <w:r>
-        <w:t xml:space="preserve">PRE.8.e — The organisation has a system to monitor and review the implementation of effective communication.</w:t>
-      </w:r>
-    </w:p>
-    <w:p>
-      <w:pPr>
-        <w:pStyle w:val="ListParagraph"/>
-        <w:numPr>
-          <w:ilvl w:val="0"/>
-          <w:numId w:val="1"/>
-        </w:numPr>
-        <w:spacing w:after="60"/>
-      </w:pPr>
-      <w:r>
-        <w:rPr>
-          <w:sz w:val="22"/>
-          <w:szCs w:val="22"/>
-        </w:rPr>
-        <w:t xml:space="preserve">Records showing PRE.8.e was followed for sampled patients/cases.</w:t>
-      </w:r>
-    </w:p>
-    <w:p>
-      <w:pPr>
-        <w:pStyle w:val="ListParagraph"/>
-        <w:numPr>
-          <w:ilvl w:val="0"/>
-          <w:numId w:val="1"/>
-        </w:numPr>
-        <w:spacing w:after="60"/>
-      </w:pPr>
-      <w:r>
-        <w:rPr>
-          <w:sz w:val="22"/>
-          <w:szCs w:val="22"/>
-        </w:rPr>
-        <w:t xml:space="preserve">Written guidance / protocol referenced for this element (where required).</w:t>
-      </w:r>
-    </w:p>
-    <w:p>
-      <w:pPr>
-        <w:pStyle w:val="ListParagraph"/>
-        <w:numPr>
-          <w:ilvl w:val="0"/>
-          <w:numId w:val="1"/>
-        </w:numPr>
-        <w:spacing w:after="60"/>
-      </w:pPr>
-      <w:r>
-        <w:rPr>
-          <w:sz w:val="22"/>
-          <w:szCs w:val="22"/>
-        </w:rPr>
-        <w:t xml:space="preserve">Audit sample notes for PRE.8.e reviewed «quarterly».</w:t>
+        <w:t xml:space="preserve">Action-taken record when a communication failure was found.</w:t>
       </w:r>
     </w:p>
     <w:p>

--- a/policies/build/preview_hco/HCO.PRE.8_v2_preview.docx
+++ b/policies/build/preview_hco/HCO.PRE.8_v2_preview.docx
@@ -692,7 +692,7 @@
           <w:sz w:val="22"/>
           <w:szCs w:val="22"/>
         </w:rPr>
-        <w:t xml:space="preserve">It covers objective elements PRE.8.a–e (5 elements).</w:t>
+        <w:t xml:space="preserve">This policy covers all 5 requirements under this standard, listed in detail below.</w:t>
       </w:r>
     </w:p>
     <w:p>
@@ -716,7 +716,7 @@
           <w:sz w:val="22"/>
           <w:szCs w:val="22"/>
         </w:rPr>
-        <w:t xml:space="preserve">This policy owns PRE.8. Related AAC, COP, MOM, IPC/HIC and IMS duties stay with those policies — cross-reference only. Other PRE standards stay with their own policies.</w:t>
+        <w:t xml:space="preserve">This policy covers effective communication with patients and families specifically. Related duties — like patient assessment, clinical care, medication management, infection control, or medical records and information management — are covered in the hospital's other policies, not repeated here. Other PRE standards stay with their own policies.</w:t>
       </w:r>
     </w:p>
     <w:p>
@@ -761,19 +761,19 @@
           <w:sz w:val="22"/>
           <w:szCs w:val="22"/>
         </w:rPr>
-        <w:t xml:space="preserve">It covers 5 objective elements (PRE.8.a, PRE.8.b, PRE.8.c, PRE.8.d, PRE.8.e).</w:t>
-      </w:r>
-    </w:p>
-    <w:p>
-      <w:pPr>
-        <w:spacing w:after="140"/>
-      </w:pPr>
-      <w:r>
-        <w:rPr>
-          <w:sz w:val="22"/>
-          <w:szCs w:val="22"/>
-        </w:rPr>
-        <w:t xml:space="preserve">Boundaries: do not overwrite HCO AAC, COP or MOM policies. Spell out abbreviations on first use in training materials. OE counts/levels/asterisks stay with the official portal Standards PDF. Method notes come from the Guidebook Interpretation paragraphs (scanned PDF md5 2c4489ee98de4ae9b49cba168ea9f42a).</w:t>
+        <w:t xml:space="preserve">This policy covers all 5 requirements under this standard, listed in detail below.</w:t>
+      </w:r>
+    </w:p>
+    <w:p>
+      <w:pPr>
+        <w:spacing w:after="140"/>
+      </w:pPr>
+      <w:r>
+        <w:rPr>
+          <w:sz w:val="22"/>
+          <w:szCs w:val="22"/>
+        </w:rPr>
+        <w:t xml:space="preserve">This policy covers effective communication with patients and families specifically. Related duties — like patient assessment, clinical care, medication management, infection control, or medical records and information management — are covered in the hospital's other policies, not repeated here. Spell out abbreviations on first use in training materials. OE counts/levels/asterisks stay with the official portal Standards PDF. Method notes come from the Guidebook Interpretation paragraphs (scanned PDF md5 2c4489ee98de4ae9b49cba168ea9f42a).</w:t>
       </w:r>
     </w:p>
     <w:p>
